--- a/Agile-Scrum-PhamThanhDai_de06.docx
+++ b/Agile-Scrum-PhamThanhDai_de06.docx
@@ -2695,15 +2695,7 @@
                 <w:sz w:val="24"/>
                 <w:szCs w:val="24"/>
               </w:rPr>
-              <w:t>☐</w:t>
-            </w:r>
-            <w:r>
-              <w:rPr>
-                <w:rFonts w:ascii="Times New Roman" w:eastAsia="Times New Roman" w:hAnsi="Times New Roman" w:cs="Times New Roman"/>
-                <w:sz w:val="24"/>
-                <w:szCs w:val="24"/>
-              </w:rPr>
-              <w:t xml:space="preserve"> (2a) Không thuộc quyền</w:t>
+              <w:t>☐ (2a) Không thuộc quyền</w:t>
             </w:r>
           </w:p>
         </w:tc>
@@ -3849,27 +3841,7 @@
                 <w:sz w:val="24"/>
                 <w:szCs w:val="24"/>
               </w:rPr>
-              <w:t xml:space="preserve">Planning Poker </w:t>
-            </w:r>
-            <w:r>
-              <w:rPr>
-                <w:rFonts w:ascii="Times New Roman" w:eastAsia="Times New Roman" w:hAnsi="Times New Roman" w:cs="Times New Roman"/>
-                <w:b/>
-                <w:bCs/>
-                <w:sz w:val="24"/>
-                <w:szCs w:val="24"/>
-              </w:rPr>
-              <w:t>(thẻ 1, 3, 3, 8)</w:t>
-            </w:r>
-            <w:r>
-              <w:rPr>
-                <w:rFonts w:ascii="Times New Roman" w:eastAsia="Times New Roman" w:hAnsi="Times New Roman" w:cs="Times New Roman"/>
-                <w:b/>
-                <w:bCs/>
-                <w:sz w:val="24"/>
-                <w:szCs w:val="24"/>
-              </w:rPr>
-              <w:t>: đội nên làm gì tiếp theo?</w:t>
+              <w:t>Planning Poker (thẻ 1, 3, 3, 8): đội nên làm gì tiếp theo?</w:t>
             </w:r>
           </w:p>
         </w:tc>
@@ -3918,8 +3890,6 @@
               </w:rPr>
               <w:t>Đội  cần chú tâm vào những công việc có độ phức tạp lớn và tỉ mỉ để tránh sai sót và cũng không được bỏ qua những công việc đơn giản</w:t>
             </w:r>
-            <w:bookmarkStart w:id="0" w:name="_GoBack"/>
-            <w:bookmarkEnd w:id="0"/>
           </w:p>
         </w:tc>
       </w:tr>
@@ -5240,7 +5210,33 @@
                 <w:sz w:val="24"/>
                 <w:szCs w:val="24"/>
               </w:rPr>
-              <w:t>So với lí tưởng là 14,4 thì thực tế lại là 24 chênh lệch tầm 6,6 thì tiến độ đang Behind Schedule</w:t>
+              <w:t>So với lí tưởng là 14,4 thì thực</w:t>
+            </w:r>
+            <w:r>
+              <w:rPr>
+                <w:rFonts w:ascii="Times New Roman" w:eastAsia="Times New Roman" w:hAnsi="Times New Roman" w:cs="Times New Roman"/>
+                <w:sz w:val="24"/>
+                <w:szCs w:val="24"/>
+              </w:rPr>
+              <w:t xml:space="preserve"> tế lại là 21</w:t>
+            </w:r>
+            <w:bookmarkStart w:id="0" w:name="_GoBack"/>
+            <w:bookmarkEnd w:id="0"/>
+            <w:r>
+              <w:rPr>
+                <w:rFonts w:ascii="Times New Roman" w:eastAsia="Times New Roman" w:hAnsi="Times New Roman" w:cs="Times New Roman"/>
+                <w:sz w:val="24"/>
+                <w:szCs w:val="24"/>
+              </w:rPr>
+              <w:t xml:space="preserve"> chênh lệch tầm 7.4</w:t>
+            </w:r>
+            <w:r>
+              <w:rPr>
+                <w:rFonts w:ascii="Times New Roman" w:eastAsia="Times New Roman" w:hAnsi="Times New Roman" w:cs="Times New Roman"/>
+                <w:sz w:val="24"/>
+                <w:szCs w:val="24"/>
+              </w:rPr>
+              <w:t xml:space="preserve"> thì tiến độ đang Behind Schedule</w:t>
             </w:r>
           </w:p>
         </w:tc>
